--- a/output_receita_federal/instrucao_normativa_srf/documents/in_srf_107_19880714.docx
+++ b/output_receita_federal/instrucao_normativa_srf/documents/in_srf_107_19880714.docx
@@ -28,6 +28,9 @@
     <w:p>
       <w:r>
         <w:t xml:space="preserve">Seção I </w:t>
+      </w:r>
+      <w:r>
+        <w:br/>
       </w:r>
       <w:r>
         <w:t>Introdução</w:t>
@@ -106,6 +109,9 @@
     <w:p>
       <w:r>
         <w:t xml:space="preserve">Seção II </w:t>
+      </w:r>
+      <w:r>
+        <w:br/>
       </w:r>
       <w:r>
         <w:t>Operações de Permuta</w:t>
@@ -206,6 +212,9 @@
         <w:t xml:space="preserve">Seção III </w:t>
       </w:r>
       <w:r>
+        <w:br/>
+      </w:r>
+      <w:r>
         <w:t>Compra e Venda com Dação da Unidade Imobiliária em Pagamento</w:t>
       </w:r>
     </w:p>
@@ -237,6 +246,9 @@
     <w:p>
       <w:r>
         <w:t xml:space="preserve">Seção IV </w:t>
+      </w:r>
+      <w:r>
+        <w:br/>
       </w:r>
       <w:r>
         <w:t>Disposições Finais</w:t>
